--- a/PP-salygos/templates/TSD_LT_BPS.docx
+++ b/PP-salygos/templates/TSD_LT_BPS.docx
@@ -54,7 +54,7 @@
           <w:u w:val="none"/>
           <w:lang w:val="lt-LT"/>
         </w:rPr>
-        <w:t>/ĮMONĖS PAVADINIMAS/</w:t>
+        <w:t>ĮMONĖS PAVADINIMAS</w:t>
       </w:r>
     </w:p>
     <w:p>
@@ -3105,7 +3105,7 @@
           <w:sz w:val="20"/>
           <w:szCs w:val="20"/>
         </w:rPr>
-        <w:t>/ĮMONĖS PAVADINIMAS/</w:t>
+        <w:t>ĮMONĖS PAVADINIMAS</w:t>
       </w:r>
       <w:r>
         <w:rPr>
@@ -4107,7 +4107,7 @@
           <w:sz w:val="20"/>
           <w:szCs w:val="20"/>
         </w:rPr>
-        <w:t>/ĮMONĖS PAVADINIMAS/</w:t>
+        <w:t>ĮMONĖS PAVADINIMAS</w:t>
       </w:r>
       <w:r>
         <w:rPr>
@@ -4278,7 +4278,7 @@
           <w:sz w:val="20"/>
           <w:szCs w:val="20"/>
         </w:rPr>
-        <w:t>/ĮMONĖS PAVADINIMAS/</w:t>
+        <w:t>ĮMONĖS PAVADINIMAS</w:t>
       </w:r>
       <w:r>
         <w:rPr>
@@ -4499,7 +4499,6 @@
           <w:sz w:val="20"/>
           <w:szCs w:val="20"/>
         </w:rPr>
-        <w:lastRenderedPageBreak/>
         <w:t>Pirkimo sąlygos arba Sąlygos</w:t>
       </w:r>
       <w:r>
@@ -4562,6 +4561,7 @@
           <w:sz w:val="20"/>
           <w:szCs w:val="20"/>
         </w:rPr>
+        <w:lastRenderedPageBreak/>
         <w:t>PĮ</w:t>
       </w:r>
       <w:r>
@@ -18586,7 +18586,6 @@
           <w:sz w:val="20"/>
           <w:szCs w:val="20"/>
         </w:rPr>
-        <w:lastRenderedPageBreak/>
         <w:t>N</w:t>
       </w:r>
       <w:r>
@@ -18727,6 +18726,7 @@
           <w:sz w:val="20"/>
           <w:szCs w:val="20"/>
         </w:rPr>
+        <w:lastRenderedPageBreak/>
         <w:t xml:space="preserve">Tiekėjas atitinka bent vieną pašalinimo pagrindą, </w:t>
       </w:r>
       <w:r>
@@ -20163,7 +20163,6 @@
           <w:sz w:val="20"/>
           <w:szCs w:val="20"/>
         </w:rPr>
-        <w:lastRenderedPageBreak/>
         <w:t>prekių</w:t>
       </w:r>
       <w:r>
@@ -20202,6 +20201,7 @@
           <w:sz w:val="20"/>
           <w:szCs w:val="20"/>
         </w:rPr>
+        <w:lastRenderedPageBreak/>
         <w:t>paslaugų teikimas būtų vykdomas iš VPĮ 92 straipsnio 14 dalyje numatytame sąraše nurodytų valstybių ar teritorijų</w:t>
       </w:r>
       <w:r>
@@ -21316,7 +21316,6 @@
           <w:szCs w:val="20"/>
           <w:lang w:eastAsia="lt-LT"/>
         </w:rPr>
-        <w:lastRenderedPageBreak/>
         <w:t xml:space="preserve">14.13.1.1. </w:t>
       </w:r>
       <w:r>
@@ -21355,6 +21354,7 @@
           <w:szCs w:val="20"/>
           <w:lang w:eastAsia="lt-LT"/>
         </w:rPr>
+        <w:lastRenderedPageBreak/>
         <w:t xml:space="preserve">14.13.1.2. </w:t>
       </w:r>
       <w:r>
@@ -22982,16 +22982,7 @@
           <w:sz w:val="20"/>
           <w:szCs w:val="20"/>
         </w:rPr>
-        <w:t xml:space="preserve">objektyvių </w:t>
-      </w:r>
-      <w:r>
-        <w:rPr>
-          <w:rFonts w:ascii="Arial" w:hAnsi="Arial" w:cs="Arial"/>
-          <w:sz w:val="20"/>
-          <w:szCs w:val="20"/>
-        </w:rPr>
-        <w:lastRenderedPageBreak/>
-        <w:t>priežasčių</w:t>
+        <w:t>objektyvių priežasčių</w:t>
       </w:r>
       <w:r>
         <w:rPr>
@@ -23038,6 +23029,7 @@
           <w:sz w:val="20"/>
           <w:szCs w:val="20"/>
         </w:rPr>
+        <w:lastRenderedPageBreak/>
         <w:t>14.23.</w:t>
       </w:r>
       <w:r>
@@ -24590,7 +24582,6 @@
           <w:sz w:val="20"/>
           <w:szCs w:val="20"/>
         </w:rPr>
-        <w:lastRenderedPageBreak/>
         <w:t>PASIŪLYMŲ GALIOJIMAS</w:t>
       </w:r>
       <w:bookmarkEnd w:id="115"/>
@@ -24760,7 +24751,16 @@
           <w:sz w:val="20"/>
           <w:szCs w:val="20"/>
         </w:rPr>
-        <w:t xml:space="preserve"> gali prašyti, kad Tiekėjai pratęstų Pasiūlymų galiojimą iki konkrečiai nurodyto termino. Tiekėjas gali atmesti tokį prašymą neprarasdamas teisės į savo Pasiūlymo galiojimo užtikrinimą, jeigu jo buvo reikalaujama. Tiekėjas, kuris sutinka pratęsti savo Pasiūlymo galiojimo terminą ir apie tai raštu praneša P</w:t>
+        <w:t xml:space="preserve"> gali prašyti, kad Tiekėjai pratęstų Pasiūlymų galiojimą iki konkrečiai nurodyto </w:t>
+      </w:r>
+      <w:r>
+        <w:rPr>
+          <w:rFonts w:ascii="Arial" w:hAnsi="Arial" w:cs="Arial"/>
+          <w:sz w:val="20"/>
+          <w:szCs w:val="20"/>
+        </w:rPr>
+        <w:lastRenderedPageBreak/>
+        <w:t>termino. Tiekėjas gali atmesti tokį prašymą neprarasdamas teisės į savo Pasiūlymo galiojimo užtikrinimą, jeigu jo buvo reikalaujama. Tiekėjas, kuris sutinka pratęsti savo Pasiūlymo galiojimo terminą ir apie tai raštu praneša P</w:t>
       </w:r>
       <w:r>
         <w:rPr>
@@ -26690,7 +26690,6 @@
           <w:sz w:val="20"/>
           <w:szCs w:val="20"/>
         </w:rPr>
-        <w:lastRenderedPageBreak/>
         <w:t>P</w:t>
       </w:r>
       <w:r>
@@ -26816,6 +26815,7 @@
           <w:sz w:val="20"/>
           <w:szCs w:val="20"/>
         </w:rPr>
+        <w:lastRenderedPageBreak/>
         <w:t>Perkantysis subjektas privalo nagrinėti tik tas Tiekėjų pretenzijas, kurios gautos iki Sutarties sudarymo dienos ir pateiktos laikantis BPS 17.1 punkte nustatytų terminų. Perkantysis subjektas neprivalo nagrinėti pretenzijų, teikiamų pakartotinai dėl to paties Perkančiojo subjekto priimto sprendimo arba atlikto veiksmo.</w:t>
       </w:r>
       <w:bookmarkEnd w:id="126"/>
@@ -28834,16 +28834,7 @@
           <w:sz w:val="20"/>
           <w:szCs w:val="20"/>
         </w:rPr>
-        <w:t xml:space="preserve">Perkantysis subjektas savo iniciatyva gali paaiškinti (patikslinti) Pirkimo dokumentus nesibaigus pasiūlymų pateikimo terminui. Kai tikslinama skelbime apie Pirkimą paskelbta informacija, Perkantysis subjektas atitinkamai patikslins skelbimą ir prireikus pratęs Paraiškų ar Pasiūlymų pateikimo terminą protingumo kriterijų atitinkančiam laikotarpiui, per kurį Tiekėjai, rengdami Paraiškas ar Pasiūlymus, galėtų atsižvelgti į patikslinimus. </w:t>
-      </w:r>
-      <w:r>
-        <w:rPr>
-          <w:rFonts w:ascii="Arial" w:hAnsi="Arial" w:cs="Arial"/>
-          <w:sz w:val="20"/>
-          <w:szCs w:val="20"/>
-        </w:rPr>
-        <w:lastRenderedPageBreak/>
-        <w:t xml:space="preserve">Tarptautinių pirkimų atveju negali būti daromi tokie esminiai pirkimo sąlygų pakeitimai, dėl kurių būtų buvę galima leisti dalyvauti kitiems kandidatams, negu iš pradžių atrinktiesiems, arba pirkimo procedūra būtų pritraukusi daugiau dalyvių.  </w:t>
+        <w:t xml:space="preserve">Perkantysis subjektas savo iniciatyva gali paaiškinti (patikslinti) Pirkimo dokumentus nesibaigus pasiūlymų pateikimo terminui. Kai tikslinama skelbime apie Pirkimą paskelbta informacija, Perkantysis subjektas atitinkamai patikslins skelbimą ir prireikus pratęs Paraiškų ar Pasiūlymų pateikimo terminą protingumo kriterijų atitinkančiam laikotarpiui, per kurį Tiekėjai, rengdami Paraiškas ar Pasiūlymus, galėtų atsižvelgti į patikslinimus. Tarptautinių pirkimų atveju negali būti daromi tokie esminiai pirkimo sąlygų pakeitimai, dėl kurių būtų buvę galima leisti dalyvauti kitiems kandidatams, negu iš pradžių atrinktiesiems, arba pirkimo procedūra būtų pritraukusi daugiau dalyvių.  </w:t>
       </w:r>
     </w:p>
     <w:p>
@@ -28900,7 +28891,16 @@
           <w:sz w:val="20"/>
           <w:szCs w:val="20"/>
         </w:rPr>
-        <w:t>Pirkimo dokumentų paaiškinimai ar patikslinimai Perkančiojo subjekto iniciatyva siunčiami visiems Tiekėjams, kurie yra prisiregistravę konkrečiame Pirkime CVP IS, ne vėliau kaip likus 6 dienoms iki Paraiškų ar Pasiūlymų pateikimo termino pabaigos tarptautinių pirkimų atveju ir ne vėliau kaip likus 4 dienoms iki Paraiškų ar Pasiūlymų pateikimo termino pabaigos supaprastintų pirkimų atveju (priklausomai nuo Pirkimo etapo, t. y. laukiamos Paraiškos ar Pasiūlymai).</w:t>
+        <w:t xml:space="preserve">Pirkimo dokumentų paaiškinimai ar patikslinimai Perkančiojo subjekto iniciatyva siunčiami visiems Tiekėjams, kurie yra prisiregistravę konkrečiame Pirkime CVP IS, ne vėliau kaip likus 6 dienoms iki Paraiškų ar Pasiūlymų pateikimo termino pabaigos tarptautinių pirkimų atveju ir ne vėliau kaip likus 4 dienoms iki Paraiškų ar Pasiūlymų pateikimo termino pabaigos supaprastintų pirkimų atveju (priklausomai nuo Pirkimo etapo, t. y. </w:t>
+      </w:r>
+      <w:r>
+        <w:rPr>
+          <w:rFonts w:ascii="Arial" w:hAnsi="Arial" w:cs="Arial"/>
+          <w:sz w:val="20"/>
+          <w:szCs w:val="20"/>
+        </w:rPr>
+        <w:lastRenderedPageBreak/>
+        <w:t>laukiamos Paraiškos ar Pasiūlymai).</w:t>
       </w:r>
       <w:r>
         <w:rPr>
@@ -29564,6 +29564,8 @@
       </w:r>
     </w:p>
     <w:sectPr>
+      <w:footerReference w:type="default" r:id="rId9"/>
+      <w:headerReference w:type="first" r:id="rId10"/>
       <w:pgSz w:w="11906" w:h="16838" w:code="9"/>
       <w:pgMar w:top="1134" w:right="567" w:bottom="1134" w:left="1559" w:header="284" w:footer="624" w:gutter="0"/>
       <w:cols w:space="708"/>
@@ -29596,6 +29598,85 @@
 </w:endnotes>
 </file>
 
+<file path=word/footer1.xml><?xml version="1.0" encoding="utf-8"?>
+<w:ftr xmlns:wpc="http://schemas.microsoft.com/office/word/2010/wordprocessingCanvas" xmlns:cx="http://schemas.microsoft.com/office/drawing/2014/chartex" xmlns:cx1="http://schemas.microsoft.com/office/drawing/2015/9/8/chartex" xmlns:cx2="http://schemas.microsoft.com/office/drawing/2015/10/21/chartex" xmlns:cx3="http://schemas.microsoft.com/office/drawing/2016/5/9/chartex" xmlns:cx4="http://schemas.microsoft.com/office/drawing/2016/5/10/chartex" xmlns:cx5="http://schemas.microsoft.com/office/drawing/2016/5/11/chartex" xmlns:cx6="http://schemas.microsoft.com/office/drawing/2016/5/12/chartex" xmlns:cx7="http://schemas.microsoft.com/office/drawing/2016/5/13/chartex" xmlns:cx8="http://schemas.microsoft.com/office/drawing/2016/5/14/chartex" xmlns:mc="http://schemas.openxmlformats.org/markup-compatibility/2006" xmlns:aink="http://schemas.microsoft.com/office/drawing/2016/ink" xmlns:am3d="http://schemas.microsoft.com/office/drawing/2017/model3d" xmlns:o="urn:schemas-microsoft-com:office:office" xmlns:oel="http://schemas.microsoft.com/office/2019/extlst" xmlns:r="http://schemas.openxmlformats.org/officeDocument/2006/relationships" xmlns:m="http://schemas.openxmlformats.org/officeDocument/2006/math" xmlns:v="urn:schemas-microsoft-com:vml" xmlns:wp14="http://schemas.microsoft.com/office/word/2010/wordprocessingDrawing" xmlns:wp="http://schemas.openxmlformats.org/drawingml/2006/wordprocessingDrawing" xmlns:w10="urn:schemas-microsoft-com:office:word" xmlns:w="http://schemas.openxmlformats.org/wordprocessingml/2006/main" xmlns:w14="http://schemas.microsoft.com/office/word/2010/wordml" xmlns:w15="http://schemas.microsoft.com/office/word/2012/wordml" xmlns:w16cex="http://schemas.microsoft.com/office/word/2018/wordml/cex" xmlns:w16cid="http://schemas.microsoft.com/office/word/2016/wordml/cid" xmlns:w16="http://schemas.microsoft.com/office/word/2018/wordml" xmlns:w16du="http://schemas.microsoft.com/office/word/2023/wordml/word16du" xmlns:w16sdtdh="http://schemas.microsoft.com/office/word/2020/wordml/sdtdatahash" xmlns:w16sdtfl="http://schemas.microsoft.com/office/word/2024/wordml/sdtformatlock" xmlns:w16se="http://schemas.microsoft.com/office/word/2015/wordml/symex" xmlns:wpg="http://schemas.microsoft.com/office/word/2010/wordprocessingGroup" xmlns:wpi="http://schemas.microsoft.com/office/word/2010/wordprocessingInk" xmlns:wne="http://schemas.microsoft.com/office/word/2006/wordml" xmlns:wps="http://schemas.microsoft.com/office/word/2010/wordprocessingShape" mc:Ignorable="w14 w15 w16se w16cid w16 w16cex w16sdtdh w16sdtfl w16du wp14">
+  <w:sdt>
+    <w:sdtPr>
+      <w:rPr>
+        <w:rFonts w:ascii="Arial" w:hAnsi="Arial" w:cs="Arial"/>
+      </w:rPr>
+      <w:id w:val="1002241179"/>
+      <w:docPartObj>
+        <w:docPartGallery w:val="Page Numbers (Bottom of Page)"/>
+        <w:docPartUnique/>
+      </w:docPartObj>
+    </w:sdtPr>
+    <w:sdtEndPr>
+      <w:rPr>
+        <w:noProof/>
+        <w:sz w:val="20"/>
+        <w:szCs w:val="20"/>
+      </w:rPr>
+    </w:sdtEndPr>
+    <w:sdtContent>
+      <w:p>
+        <w:pPr>
+          <w:pStyle w:val="Footer"/>
+          <w:jc w:val="center"/>
+          <w:rPr>
+            <w:rFonts w:ascii="Arial" w:hAnsi="Arial" w:cs="Arial"/>
+            <w:sz w:val="20"/>
+            <w:szCs w:val="20"/>
+          </w:rPr>
+        </w:pPr>
+        <w:r>
+          <w:rPr>
+            <w:rFonts w:ascii="Arial" w:hAnsi="Arial" w:cs="Arial"/>
+            <w:sz w:val="18"/>
+            <w:szCs w:val="18"/>
+          </w:rPr>
+          <w:fldChar w:fldCharType="begin"/>
+        </w:r>
+        <w:r>
+          <w:rPr>
+            <w:rFonts w:ascii="Arial" w:hAnsi="Arial" w:cs="Arial"/>
+            <w:sz w:val="18"/>
+            <w:szCs w:val="18"/>
+          </w:rPr>
+          <w:instrText xml:space="preserve"> PAGE   \* MERGEFORMAT </w:instrText>
+        </w:r>
+        <w:r>
+          <w:rPr>
+            <w:rFonts w:ascii="Arial" w:hAnsi="Arial" w:cs="Arial"/>
+            <w:sz w:val="18"/>
+            <w:szCs w:val="18"/>
+          </w:rPr>
+          <w:fldChar w:fldCharType="separate"/>
+        </w:r>
+        <w:r>
+          <w:rPr>
+            <w:rFonts w:ascii="Arial" w:hAnsi="Arial" w:cs="Arial"/>
+            <w:noProof/>
+            <w:sz w:val="18"/>
+            <w:szCs w:val="18"/>
+          </w:rPr>
+          <w:t>2</w:t>
+        </w:r>
+        <w:r>
+          <w:rPr>
+            <w:rFonts w:ascii="Arial" w:hAnsi="Arial" w:cs="Arial"/>
+            <w:noProof/>
+            <w:sz w:val="18"/>
+            <w:szCs w:val="18"/>
+          </w:rPr>
+          <w:fldChar w:fldCharType="end"/>
+        </w:r>
+      </w:p>
+    </w:sdtContent>
+  </w:sdt>
+</w:ftr>
+</file>
+
 <file path=word/footnotes.xml><?xml version="1.0" encoding="utf-8"?>
 <w:footnotes xmlns:wpc="http://schemas.microsoft.com/office/word/2010/wordprocessingCanvas" xmlns:cx="http://schemas.microsoft.com/office/drawing/2014/chartex" xmlns:cx1="http://schemas.microsoft.com/office/drawing/2015/9/8/chartex" xmlns:cx2="http://schemas.microsoft.com/office/drawing/2015/10/21/chartex" xmlns:cx3="http://schemas.microsoft.com/office/drawing/2016/5/9/chartex" xmlns:cx4="http://schemas.microsoft.com/office/drawing/2016/5/10/chartex" xmlns:cx5="http://schemas.microsoft.com/office/drawing/2016/5/11/chartex" xmlns:cx6="http://schemas.microsoft.com/office/drawing/2016/5/12/chartex" xmlns:cx7="http://schemas.microsoft.com/office/drawing/2016/5/13/chartex" xmlns:cx8="http://schemas.microsoft.com/office/drawing/2016/5/14/chartex" xmlns:mc="http://schemas.openxmlformats.org/markup-compatibility/2006" xmlns:aink="http://schemas.microsoft.com/office/drawing/2016/ink" xmlns:am3d="http://schemas.microsoft.com/office/drawing/2017/model3d" xmlns:o="urn:schemas-microsoft-com:office:office" xmlns:oel="http://schemas.microsoft.com/office/2019/extlst" xmlns:r="http://schemas.openxmlformats.org/officeDocument/2006/relationships" xmlns:m="http://schemas.openxmlformats.org/officeDocument/2006/math" xmlns:v="urn:schemas-microsoft-com:vml" xmlns:wp14="http://schemas.microsoft.com/office/word/2010/wordprocessingDrawing" xmlns:wp="http://schemas.openxmlformats.org/drawingml/2006/wordprocessingDrawing" xmlns:w10="urn:schemas-microsoft-com:office:word" xmlns:w="http://schemas.openxmlformats.org/wordprocessingml/2006/main" xmlns:w14="http://schemas.microsoft.com/office/word/2010/wordml" xmlns:w15="http://schemas.microsoft.com/office/word/2012/wordml" xmlns:w16cex="http://schemas.microsoft.com/office/word/2018/wordml/cex" xmlns:w16cid="http://schemas.microsoft.com/office/word/2016/wordml/cid" xmlns:w16="http://schemas.microsoft.com/office/word/2018/wordml" xmlns:w16du="http://schemas.microsoft.com/office/word/2023/wordml/word16du" xmlns:w16sdtdh="http://schemas.microsoft.com/office/word/2020/wordml/sdtdatahash" xmlns:w16sdtfl="http://schemas.microsoft.com/office/word/2024/wordml/sdtformatlock" xmlns:w16se="http://schemas.microsoft.com/office/word/2015/wordml/symex" xmlns:wpg="http://schemas.microsoft.com/office/word/2010/wordprocessingGroup" xmlns:wpi="http://schemas.microsoft.com/office/word/2010/wordprocessingInk" xmlns:wne="http://schemas.microsoft.com/office/word/2006/wordml" xmlns:wps="http://schemas.microsoft.com/office/word/2010/wordprocessingShape" mc:Ignorable="w14 w15 w16se w16cid w16 w16cex w16sdtdh w16sdtfl w16du wp14">
   <w:footnote w:type="separator" w:id="-1">
@@ -29849,7 +29930,27 @@
             <w:sz w:val="16"/>
             <w:szCs w:val="16"/>
           </w:rPr>
-          <w:t>IX-751 Lietuvos Respublikos pridėtinės vertės mokesčio įstatymas (lrs.lt)</w:t>
+          <w:t>IX-751 Lietuvos Respublikos pridėtinės vertės mokesčio įstatymas (</w:t>
+        </w:r>
+        <w:proofErr w:type="spellStart"/>
+        <w:r>
+          <w:rPr>
+            <w:rStyle w:val="Hyperlink"/>
+            <w:rFonts w:ascii="Arial" w:hAnsi="Arial" w:cs="Arial"/>
+            <w:sz w:val="16"/>
+            <w:szCs w:val="16"/>
+          </w:rPr>
+          <w:t>lrs.lt</w:t>
+        </w:r>
+        <w:proofErr w:type="spellEnd"/>
+        <w:r>
+          <w:rPr>
+            <w:rStyle w:val="Hyperlink"/>
+            <w:rFonts w:ascii="Arial" w:hAnsi="Arial" w:cs="Arial"/>
+            <w:sz w:val="16"/>
+            <w:szCs w:val="16"/>
+          </w:rPr>
+          <w:t>)</w:t>
         </w:r>
       </w:hyperlink>
     </w:p>
@@ -29884,7 +29985,27 @@
             <w:sz w:val="16"/>
             <w:szCs w:val="16"/>
           </w:rPr>
-          <w:t>IX-675 Lietuvos Respublikos pelno mokesčio įstatymas (lrs.lt)</w:t>
+          <w:t>IX-675 Lietuvos Respublikos pelno mokesčio įstatymas (</w:t>
+        </w:r>
+        <w:proofErr w:type="spellStart"/>
+        <w:r>
+          <w:rPr>
+            <w:rStyle w:val="Hyperlink"/>
+            <w:rFonts w:ascii="Arial" w:hAnsi="Arial" w:cs="Arial"/>
+            <w:sz w:val="16"/>
+            <w:szCs w:val="16"/>
+          </w:rPr>
+          <w:t>lrs.lt</w:t>
+        </w:r>
+        <w:proofErr w:type="spellEnd"/>
+        <w:r>
+          <w:rPr>
+            <w:rStyle w:val="Hyperlink"/>
+            <w:rFonts w:ascii="Arial" w:hAnsi="Arial" w:cs="Arial"/>
+            <w:sz w:val="16"/>
+            <w:szCs w:val="16"/>
+          </w:rPr>
+          <w:t>)</w:t>
         </w:r>
       </w:hyperlink>
     </w:p>
@@ -29925,7 +30046,7 @@
             <w:sz w:val="16"/>
             <w:szCs w:val="16"/>
           </w:rPr>
-          <w:t>http://vpt.lrv.lt/uploads/vpt/documents/files/uzsifravimo_instrukcija.pdf</w:t>
+          <w:t>https://vpt.lrv.lt/uploads/vpt/documents/files/LT_versija/CVP_IS/Mokymu_medziaga/Tiekejams/Uzsifravimo_instrukcija.pdf</w:t>
         </w:r>
       </w:hyperlink>
     </w:p>
@@ -29968,6 +30089,168 @@
     </w:p>
   </w:footnote>
 </w:footnotes>
+</file>
+
+<file path=word/header1.xml><?xml version="1.0" encoding="utf-8"?>
+<w:hdr xmlns:wpc="http://schemas.microsoft.com/office/word/2010/wordprocessingCanvas" xmlns:cx="http://schemas.microsoft.com/office/drawing/2014/chartex" xmlns:cx1="http://schemas.microsoft.com/office/drawing/2015/9/8/chartex" xmlns:cx2="http://schemas.microsoft.com/office/drawing/2015/10/21/chartex" xmlns:cx3="http://schemas.microsoft.com/office/drawing/2016/5/9/chartex" xmlns:cx4="http://schemas.microsoft.com/office/drawing/2016/5/10/chartex" xmlns:cx5="http://schemas.microsoft.com/office/drawing/2016/5/11/chartex" xmlns:cx6="http://schemas.microsoft.com/office/drawing/2016/5/12/chartex" xmlns:cx7="http://schemas.microsoft.com/office/drawing/2016/5/13/chartex" xmlns:cx8="http://schemas.microsoft.com/office/drawing/2016/5/14/chartex" xmlns:mc="http://schemas.openxmlformats.org/markup-compatibility/2006" xmlns:aink="http://schemas.microsoft.com/office/drawing/2016/ink" xmlns:am3d="http://schemas.microsoft.com/office/drawing/2017/model3d" xmlns:o="urn:schemas-microsoft-com:office:office" xmlns:oel="http://schemas.microsoft.com/office/2019/extlst" xmlns:r="http://schemas.openxmlformats.org/officeDocument/2006/relationships" xmlns:m="http://schemas.openxmlformats.org/officeDocument/2006/math" xmlns:v="urn:schemas-microsoft-com:vml" xmlns:wp14="http://schemas.microsoft.com/office/word/2010/wordprocessingDrawing" xmlns:wp="http://schemas.openxmlformats.org/drawingml/2006/wordprocessingDrawing" xmlns:w10="urn:schemas-microsoft-com:office:word" xmlns:w="http://schemas.openxmlformats.org/wordprocessingml/2006/main" xmlns:w14="http://schemas.microsoft.com/office/word/2010/wordml" xmlns:w15="http://schemas.microsoft.com/office/word/2012/wordml" xmlns:w16cex="http://schemas.microsoft.com/office/word/2018/wordml/cex" xmlns:w16cid="http://schemas.microsoft.com/office/word/2016/wordml/cid" xmlns:w16="http://schemas.microsoft.com/office/word/2018/wordml" xmlns:w16du="http://schemas.microsoft.com/office/word/2023/wordml/word16du" xmlns:w16sdtdh="http://schemas.microsoft.com/office/word/2020/wordml/sdtdatahash" xmlns:w16sdtfl="http://schemas.microsoft.com/office/word/2024/wordml/sdtformatlock" xmlns:w16se="http://schemas.microsoft.com/office/word/2015/wordml/symex" xmlns:wpg="http://schemas.microsoft.com/office/word/2010/wordprocessingGroup" xmlns:wpi="http://schemas.microsoft.com/office/word/2010/wordprocessingInk" xmlns:wne="http://schemas.microsoft.com/office/word/2006/wordml" xmlns:wps="http://schemas.microsoft.com/office/word/2010/wordprocessingShape" mc:Ignorable="w14 w15 w16se w16cid w16 w16cex w16sdtdh w16sdtfl w16du wp14">
+  <w:p>
+    <w:pPr>
+      <w:jc w:val="center"/>
+    </w:pPr>
+  </w:p>
+  <w:tbl>
+    <w:tblPr>
+      <w:tblStyle w:val="TableGrid"/>
+      <w:tblW w:w="12279" w:type="dxa"/>
+      <w:tblBorders>
+        <w:top w:val="none" w:sz="0" w:space="0" w:color="auto"/>
+        <w:left w:val="none" w:sz="0" w:space="0" w:color="auto"/>
+        <w:bottom w:val="none" w:sz="0" w:space="0" w:color="auto"/>
+        <w:right w:val="none" w:sz="0" w:space="0" w:color="auto"/>
+        <w:insideH w:val="none" w:sz="0" w:space="0" w:color="auto"/>
+        <w:insideV w:val="none" w:sz="0" w:space="0" w:color="auto"/>
+      </w:tblBorders>
+      <w:tblLook w:val="04A0" w:firstRow="1" w:lastRow="0" w:firstColumn="1" w:lastColumn="0" w:noHBand="0" w:noVBand="1"/>
+    </w:tblPr>
+    <w:tblGrid>
+      <w:gridCol w:w="9356"/>
+      <w:gridCol w:w="2923"/>
+    </w:tblGrid>
+    <w:tr>
+      <w:tc>
+        <w:tcPr>
+          <w:tcW w:w="9356" w:type="dxa"/>
+        </w:tcPr>
+        <w:p>
+          <w:pPr>
+            <w:pStyle w:val="Header"/>
+            <w:tabs>
+              <w:tab w:val="clear" w:pos="8306"/>
+              <w:tab w:val="right" w:pos="8539"/>
+            </w:tabs>
+            <w:jc w:val="center"/>
+          </w:pPr>
+          <w:r>
+            <w:rPr>
+              <w:noProof/>
+            </w:rPr>
+            <w:drawing>
+              <wp:inline distT="0" distB="0" distL="0" distR="0" wp14:anchorId="37A0A643" wp14:editId="29172AD6">
+                <wp:extent cx="1079500" cy="397510"/>
+                <wp:effectExtent l="0" t="0" r="6350" b="2540"/>
+                <wp:docPr id="964352042" name="Graphic 70"/>
+                <wp:cNvGraphicFramePr>
+                  <a:graphicFrameLocks xmlns:a="http://schemas.openxmlformats.org/drawingml/2006/main" noChangeAspect="1"/>
+                </wp:cNvGraphicFramePr>
+                <a:graphic xmlns:a="http://schemas.openxmlformats.org/drawingml/2006/main">
+                  <a:graphicData uri="http://schemas.openxmlformats.org/drawingml/2006/picture">
+                    <pic:pic xmlns:pic="http://schemas.openxmlformats.org/drawingml/2006/picture">
+                      <pic:nvPicPr>
+                        <pic:cNvPr id="964352042" name="Graphic 70"/>
+                        <pic:cNvPicPr>
+                          <a:picLocks noChangeAspect="1"/>
+                        </pic:cNvPicPr>
+                      </pic:nvPicPr>
+                      <pic:blipFill>
+                        <a:blip r:embed="rId1">
+                          <a:extLst>
+                            <a:ext uri="{96DAC541-7B7A-43D3-8B79-37D633B846F1}">
+                              <asvg:svgBlip xmlns:asvg="http://schemas.microsoft.com/office/drawing/2016/SVG/main" r:embed="rId2"/>
+                            </a:ext>
+                          </a:extLst>
+                        </a:blip>
+                        <a:stretch>
+                          <a:fillRect/>
+                        </a:stretch>
+                      </pic:blipFill>
+                      <pic:spPr>
+                        <a:xfrm>
+                          <a:off x="0" y="0"/>
+                          <a:ext cx="1079500" cy="397510"/>
+                        </a:xfrm>
+                        <a:prstGeom prst="rect">
+                          <a:avLst/>
+                        </a:prstGeom>
+                      </pic:spPr>
+                    </pic:pic>
+                  </a:graphicData>
+                </a:graphic>
+              </wp:inline>
+            </w:drawing>
+          </w:r>
+        </w:p>
+        <w:p>
+          <w:pPr>
+            <w:pStyle w:val="Header"/>
+            <w:tabs>
+              <w:tab w:val="clear" w:pos="8306"/>
+              <w:tab w:val="right" w:pos="8539"/>
+            </w:tabs>
+            <w:jc w:val="center"/>
+          </w:pPr>
+        </w:p>
+      </w:tc>
+      <w:tc>
+        <w:tcPr>
+          <w:tcW w:w="2923" w:type="dxa"/>
+        </w:tcPr>
+        <w:p>
+          <w:pPr>
+            <w:pStyle w:val="Header"/>
+            <w:jc w:val="right"/>
+            <w:rPr>
+              <w:rFonts w:ascii="Arial" w:hAnsi="Arial" w:cs="Arial"/>
+              <w:i/>
+              <w:sz w:val="22"/>
+              <w:szCs w:val="22"/>
+            </w:rPr>
+          </w:pPr>
+        </w:p>
+        <w:p>
+          <w:pPr>
+            <w:pStyle w:val="Header"/>
+            <w:jc w:val="right"/>
+            <w:rPr>
+              <w:rFonts w:ascii="Arial" w:hAnsi="Arial" w:cs="Arial"/>
+              <w:i/>
+              <w:sz w:val="22"/>
+              <w:szCs w:val="22"/>
+            </w:rPr>
+          </w:pPr>
+        </w:p>
+        <w:p>
+          <w:pPr>
+            <w:pStyle w:val="Header"/>
+            <w:jc w:val="right"/>
+            <w:rPr>
+              <w:rFonts w:ascii="Arial" w:hAnsi="Arial" w:cs="Arial"/>
+              <w:i/>
+              <w:sz w:val="22"/>
+              <w:szCs w:val="22"/>
+            </w:rPr>
+          </w:pPr>
+        </w:p>
+        <w:p>
+          <w:pPr>
+            <w:pStyle w:val="Header"/>
+            <w:jc w:val="right"/>
+          </w:pPr>
+        </w:p>
+      </w:tc>
+    </w:tr>
+  </w:tbl>
+  <w:p>
+    <w:pPr>
+      <w:pStyle w:val="Header"/>
+      <w:rPr>
+        <w:rFonts w:ascii="Arial" w:hAnsi="Arial" w:cs="Arial"/>
+        <w:i/>
+        <w:sz w:val="2"/>
+        <w:szCs w:val="22"/>
+      </w:rPr>
+    </w:pPr>
+  </w:p>
+</w:hdr>
 </file>
 
 <file path=word/numbering.xml><?xml version="1.0" encoding="utf-8"?>
@@ -36955,7 +37238,7 @@
 </file>
 
 <file path=customXml/itemProps1.xml><?xml version="1.0" encoding="utf-8"?>
-<ds:datastoreItem xmlns:ds="http://schemas.openxmlformats.org/officeDocument/2006/customXml" ds:itemID="{5E7903B9-8DE5-4B7C-8144-6B555CA49E04}">
+<ds:datastoreItem xmlns:ds="http://schemas.openxmlformats.org/officeDocument/2006/customXml" ds:itemID="{C75AC5D4-CB9A-42B3-81AD-CCFDA9F91EEF}">
   <ds:schemaRefs>
     <ds:schemaRef ds:uri="http://schemas.openxmlformats.org/officeDocument/2006/bibliography"/>
   </ds:schemaRefs>

--- a/PP-salygos/templates/TSD_LT_BPS.docx
+++ b/PP-salygos/templates/TSD_LT_BPS.docx
@@ -29760,7 +29760,7 @@
           <w:sz w:val="18"/>
           <w:szCs w:val="18"/>
         </w:rPr>
-        <w:t>https://eimin.lrv.lt/lt/veiklos-sritys/verslo-aplinka/reglamentuojamu-profesiniu-kvalifikaciju-pripazinimas ir specialiuosius teisės aktus.</w:t>
+        <w:t>https://eimin.lrv.lt/lt/veiklos-sritys/verslo-aplinka/zmogiskuju-istekliu-pletra/reglamentuojamu-profesiniu-kvalifikaciju-pripazinimas/ ir specialiuosius teisės aktus.</w:t>
       </w:r>
     </w:p>
   </w:footnote>

--- a/PP-salygos/templates/TSD_LT_BPS.docx
+++ b/PP-salygos/templates/TSD_LT_BPS.docx
@@ -6815,7 +6815,7 @@
           <w:sz w:val="20"/>
           <w:szCs w:val="20"/>
         </w:rPr>
-        <w:t xml:space="preserve">paslaugas suteikti/darbus atlikti savo sąskaita,  rizika, priemonėmis ir lėšomis, įsigydamas licencijas, kitą įrangą bei medžiagas, reikalingas Pirkimo dokumentuose nurodytoms </w:t>
+        <w:t xml:space="preserve">paslaugas suteikti/darbus atlikti savo sąskaita, rizika, priemonėmis ir lėšomis, įsigydamas licencijas, kitą įrangą bei medžiagas, reikalingas Pirkimo dokumentuose nurodytoms </w:t>
       </w:r>
       <w:r>
         <w:rPr>
@@ -9829,7 +9829,7 @@
           <w:sz w:val="20"/>
           <w:szCs w:val="20"/>
         </w:rPr>
-        <w:t xml:space="preserve"> ir kitus </w:t>
+        <w:t xml:space="preserve">ir kitus </w:t>
       </w:r>
       <w:r>
         <w:rPr>
@@ -11105,7 +11105,7 @@
           <w:sz w:val="20"/>
           <w:szCs w:val="20"/>
         </w:rPr>
-        <w:t xml:space="preserve"> </w:t>
+        <w:t xml:space="preserve"/>
       </w:r>
       <w:r>
         <w:rPr>
@@ -15695,7 +15695,7 @@
           <w:sz w:val="20"/>
           <w:szCs w:val="20"/>
         </w:rPr>
-        <w:t xml:space="preserve"> darbo dienos, privalės nurodyti Pasiūlymo konfidencialią informaciją užpildant  Specialiųjų  pirkimo sąlygų priedą „Konfidenciali informacija“ ir pateikti šios informacijos konfidencialumą patvirtinančius dokumentus.  PĮ 32 straipsnio 2 dalyje nurodyta informacija negali būti laikoma konfidencialia informacija. Jeigu per Perkančiojo subjekto nustatytą terminą Tiekėjas nepateikia užpildyto Specialiųjų pirkimo sąlygų priedo „Konfidenciali informacija“, laikoma, kad konfidencialios informacijos nėra, išskyrus informaciją, kurios atskleidimas negalimas pagal Asmens duomenų teisinės apsaugos įstatymą.</w:t>
+        <w:t xml:space="preserve"> darbo dienos, privalės nurodyti Pasiūlymo konfidencialią informaciją užpildant Specialiųjų pirkimo sąlygų priedą „Konfidenciali informacija“ ir pateikti šios informacijos konfidencialumą patvirtinančius dokumentus. PĮ 32 straipsnio 2 dalyje nurodyta informacija negali būti laikoma konfidencialia informacija. Jeigu per Perkančiojo subjekto nustatytą terminą Tiekėjas nepateikia užpildyto Specialiųjų pirkimo sąlygų priedo „Konfidenciali informacija“, laikoma, kad konfidencialios informacijos nėra, išskyrus informaciją, kurios atskleidimas negalimas pagal Asmens duomenų teisinės apsaugos įstatymą.</w:t>
       </w:r>
     </w:p>
     <w:p>
@@ -18496,7 +18496,7 @@
           <w:sz w:val="20"/>
           <w:szCs w:val="20"/>
         </w:rPr>
-        <w:t xml:space="preserve"> Informacija apie </w:t>
+        <w:t xml:space="preserve">Informacija apie </w:t>
       </w:r>
       <w:r>
         <w:rPr>
@@ -19364,7 +19364,7 @@
           <w:sz w:val="20"/>
           <w:szCs w:val="20"/>
         </w:rPr>
-        <w:t xml:space="preserve">14.7.11.  </w:t>
+        <w:t xml:space="preserve">14.7.11. </w:t>
       </w:r>
       <w:r>
         <w:rPr>
@@ -19436,7 +19436,7 @@
           <w:sz w:val="20"/>
           <w:szCs w:val="20"/>
         </w:rPr>
-        <w:t xml:space="preserve">14.7.12.  </w:t>
+        <w:t xml:space="preserve">14.7.12. </w:t>
       </w:r>
       <w:r>
         <w:rPr>
@@ -19727,7 +19727,7 @@
           <w:sz w:val="20"/>
           <w:szCs w:val="20"/>
         </w:rPr>
-        <w:t xml:space="preserve">Pasiūlymą pateikęs Tiekėjas, Perkančiojo subjekto ir/ar kompetentingų institucijų prašymu nepateikė  BPS 20 skyriuje reikalaujamos informacijos ir dokumentų, susijusių su Pirkimo metu atliekama </w:t>
+        <w:t xml:space="preserve">Pasiūlymą pateikęs Tiekėjas, Perkančiojo subjekto ir/ar kompetentingų institucijų prašymu nepateikė BPS 20 skyriuje reikalaujamos informacijos ir dokumentų, susijusių su Pirkimo metu atliekama </w:t>
       </w:r>
       <w:r>
         <w:rPr>
@@ -19903,7 +19903,7 @@
           <w:sz w:val="20"/>
           <w:szCs w:val="20"/>
         </w:rPr>
-        <w:t>Tiekėjui, jo subtiekėjui, ūkio subjektams, kurių pajėgumais remiamasi, tiekėjo siūlomų prekių gamintojui ar juos kontroliuojantiems juridiniams ir (ar) fiziniams  asmenims yra taikomos Jungtinių Tautų saugumo tarybos, Europos Sąjungos, kitų tarptautinių organizacijų, kurių narė yra arba kuriose dalyvauja Lietuvos Respublika bei Jungtinių Amerikos Valstijų sankcijos (ribojamosios priemonės).</w:t>
+        <w:t>Tiekėjui, jo subtiekėjui, ūkio subjektams, kurių pajėgumais remiamasi, tiekėjo siūlomų prekių gamintojui ar juos kontroliuojantiems juridiniams ir (ar) fiziniams asmenims yra taikomos Jungtinių Tautų saugumo tarybos, Europos Sąjungos, kitų tarptautinių organizacijų, kurių narė yra arba kuriose dalyvauja Lietuvos Respublika bei Jungtinių Amerikos Valstijų sankcijos (ribojamosios priemonės).</w:t>
       </w:r>
       <w:r>
         <w:rPr>
@@ -20042,7 +20042,7 @@
           <w:sz w:val="20"/>
           <w:szCs w:val="20"/>
         </w:rPr>
-        <w:t>Tiekėjo pateiktas Pasiūlymas atmetamas    ir Tiekėjas pašalinamas iš Pirkimo procedūros, jeigu</w:t>
+        <w:t>Tiekėjo pateiktas Pasiūlymas atmetamas ir Tiekėjas pašalinamas iš Pirkimo procedūros, jeigu</w:t>
       </w:r>
       <w:bookmarkEnd w:id="101"/>
       <w:r>
@@ -20079,7 +20079,7 @@
           <w:sz w:val="20"/>
           <w:szCs w:val="20"/>
         </w:rPr>
-        <w:t xml:space="preserve"> VPĮ 92 straipsnio 13 dalyje numatytame sąraše</w:t>
+        <w:t xml:space="preserve">VPĮ 92 straipsnio 13 dalyje numatytame sąraše</w:t>
       </w:r>
       <w:r>
         <w:rPr>
@@ -20116,7 +20116,7 @@
           <w:sz w:val="20"/>
           <w:szCs w:val="20"/>
         </w:rPr>
-        <w:t xml:space="preserve">  kod</w:t>
+        <w:t xml:space="preserve"> kod</w:t>
       </w:r>
       <w:r>
         <w:rPr>
@@ -20258,7 +20258,7 @@
           <w:sz w:val="20"/>
           <w:szCs w:val="20"/>
         </w:rPr>
-        <w:t xml:space="preserve"> ar Ūkio subjektai, kurių pajėgumais remiamasi, ar juos kontroliuojantys asmenys yra registruoti (jeigu tiekėjas, jo subtiekėjas, ūkio subjektas, kurio pajėgumais remiamasi, ar kontroliuojantis asmuo yra fizinis asmuo – nuolat gyvenantis ar turintis pilietybę) VPĮ 92 straipsnio 14 dalyje numatytame sąraše nurodytose valstybėse ar teritorijose.</w:t>
+        <w:t xml:space="preserve">ar Ūkio subjektai, kurių pajėgumais remiamasi, ar juos kontroliuojantys asmenys yra registruoti (jeigu tiekėjas, jo subtiekėjas, ūkio subjektas, kurio pajėgumais remiamasi, ar kontroliuojantis asmuo yra fizinis asmuo – nuolat gyvenantis ar turintis pilietybę) VPĮ 92 straipsnio 14 dalyje numatytame sąraše nurodytose valstybėse ar teritorijose.</w:t>
       </w:r>
     </w:p>
     <w:p>
@@ -21809,7 +21809,7 @@
           <w:sz w:val="20"/>
           <w:szCs w:val="20"/>
         </w:rPr>
-        <w:t xml:space="preserve"> </w:t>
+        <w:t xml:space="preserve"/>
       </w:r>
       <w:r>
         <w:rPr>
@@ -23631,7 +23631,7 @@
           <w:sz w:val="20"/>
           <w:szCs w:val="20"/>
         </w:rPr>
-        <w:t xml:space="preserve"> ir Lietuvos Respublikos pelno mokesčio įstatymu</w:t>
+        <w:t xml:space="preserve">ir Lietuvos Respublikos pelno mokesčio įstatymu</w:t>
       </w:r>
       <w:r>
         <w:rPr>
@@ -23649,7 +23649,7 @@
           <w:sz w:val="20"/>
           <w:szCs w:val="20"/>
         </w:rPr>
-        <w:t>, Perkantysis subjektas turi galimybę susigrąžinti PVM mokestį, pasiūlymai bus vertinami skaičiuojant kainą be PVM.  Jei, vadovaujantis Lietuvos Respublikos pridėtinės vertės mokesčio įstatymu ir Lietuvos Respublikos pelno mokesčio įstatymu, Perkantysis subjektas galimybės susigrąžinti PVM mokestį neturi, pasiūlymai bus vertinami skaičiuojant kainą su PVM.</w:t>
+        <w:t>, Perkantysis subjektas turi galimybę susigrąžinti PVM mokestį, pasiūlymai bus vertinami skaičiuojant kainą be PVM. Jei, vadovaujantis Lietuvos Respublikos pridėtinės vertės mokesčio įstatymu ir Lietuvos Respublikos pelno mokesčio įstatymu, Perkantysis subjektas galimybės susigrąžinti PVM mokestį neturi, pasiūlymai bus vertinami skaičiuojant kainą su PVM.</w:t>
       </w:r>
     </w:p>
     <w:p>
@@ -29044,7 +29044,7 @@
           <w:szCs w:val="20"/>
         </w:rPr>
         <w:tab/>
-        <w:t>Sutarties  vertė viršija 10 procentų praėjusių finansinių metų metinių Perkančiojo subjekto pajamų;</w:t>
+        <w:t>Sutarties vertė viršija 10 procentų praėjusių finansinių metų metinių Perkančiojo subjekto pajamų;</w:t>
       </w:r>
     </w:p>
     <w:p>
@@ -29122,7 +29122,7 @@
           <w:sz w:val="20"/>
           <w:szCs w:val="20"/>
         </w:rPr>
-        <w:t xml:space="preserve"> </w:t>
+        <w:t xml:space="preserve"/>
       </w:r>
       <w:proofErr w:type="spellStart"/>
       <w:r>
@@ -29234,7 +29234,7 @@
           <w:sz w:val="20"/>
           <w:szCs w:val="20"/>
         </w:rPr>
-        <w:t xml:space="preserve"> ypatingos svarbos informacinės infrastruktūros valdytojo ar Perkančiojo subjekto  saugumo planuose ar kituose ypatingos svarbos informacinės infrastruktūros valdytojo ar Perkančiojo subjekto  vidaus dokumentuose nustatytomis ryšių ir informacinėmis sistemomis (ar jų dalimis), kurios yra reikšmingos  ypatingos svarbos informacinės infrastruktūros valdytojo ar Perkančiojo subjekto  veiklai, šių ryšių ir informacinių sistemų (ar jų dalių) technologijomis, duomenų bazėmis ar jose esamais duomenimis arba kai yra rizika, kad prie tokių ryšių ir informacinių sistemų (jų dalių) gali gauti prieigą tretieji asmenys arba jiems būtų suteikta teisė aptarnauti ar kitaip susipažinti su tokiomis ryšių ir informacinėmis sistemomis (jų dalimis);</w:t>
+        <w:t xml:space="preserve"> ypatingos svarbos informacinės infrastruktūros valdytojo ar Perkančiojo subjekto saugumo planuose ar kituose ypatingos svarbos informacinės infrastruktūros valdytojo ar Perkančiojo subjekto vidaus dokumentuose nustatytomis ryšių ir informacinėmis sistemomis (ar jų dalimis), kurios yra reikšmingos ypatingos svarbos informacinės infrastruktūros valdytojo ar Perkančiojo subjekto veiklai, šių ryšių ir informacinių sistemų (ar jų dalių) technologijomis, duomenų bazėmis ar jose esamais duomenimis arba kai yra rizika, kad prie tokių ryšių ir informacinių sistemų (jų dalių) gali gauti prieigą tretieji asmenys arba jiems būtų suteikta teisė aptarnauti ar kitaip susipažinti su tokiomis ryšių ir informacinėmis sistemomis (jų dalimis);</w:t>
       </w:r>
     </w:p>
     <w:p>
@@ -29481,7 +29481,7 @@
           <w:sz w:val="20"/>
           <w:szCs w:val="20"/>
         </w:rPr>
-        <w:t>, negalės būti pripažįstamas Pirkimą Laimėjusiu Tiekėju ir jo Pasiūlymas bus atmestas  vadovaujantis BPS 14.7.1</w:t>
+        <w:t>, negalės būti pripažįstamas Pirkimą Laimėjusiu Tiekėju ir jo Pasiūlymas bus atmestas vadovaujantis BPS 14.7.1</w:t>
       </w:r>
       <w:r>
         <w:rPr>

--- a/PP-salygos/templates/TSD_LT_BPS.docx
+++ b/PP-salygos/templates/TSD_LT_BPS.docx
@@ -13274,7 +13274,7 @@
           <w:sz w:val="20"/>
           <w:szCs w:val="20"/>
         </w:rPr>
-        <w:t xml:space="preserve">Tiekėjas, Subtiekėjas, Tiekėjų grupės narys ar Ūkio subjektas, kurio pajėgumais remiamasi, nėra registruotas (Tiekėjas, Subtiekėjas, Tiekėjų grupės narys, Ūkio subjektas, kurio pajėgumais remiamasi, </w:t>
+        <w:t xml:space="preserve">Tiekėjas, Subtiekėjas, Tiekėjų grupės narys ar Ūkio subjektas, kurio pajėgumais remiamasi, nėra registruotas (jeigu Tiekėjas, Subtiekėjas, Tiekėjų grupės narys, Ūkio subjektas, kurio pajėgumais remiamasi, ar Kvazisubtiekėjas yra fizinis asmuo – nuolat gyvenantis ar turintis pilietybę</w:t>
       </w:r>
       <w:proofErr w:type="spellStart"/>
       <w:r>
@@ -13283,7 +13283,7 @@
           <w:sz w:val="20"/>
           <w:szCs w:val="20"/>
         </w:rPr>
-        <w:t>Kvazisubtiekėjas</w:t>
+        <w:t/>
       </w:r>
       <w:proofErr w:type="spellEnd"/>
       <w:r>
@@ -13292,7 +13292,7 @@
           <w:sz w:val="20"/>
           <w:szCs w:val="20"/>
         </w:rPr>
-        <w:t>, kuris yra fizinis asmuo – nuolat gyvenantis ar turintis pilietybę) Europos Sąjungos valstybėje narėje, Šiaurės Atlanto sutarties organizacijos valstybėje narėje ar trečiojoje šalyje, pasirašiusioje PĮ 29 straipsnio 4 dalyje nurodytus tarptautinius susitarimus (šis atmetimo pagrindas taikomas tik kai toks reikalavimas keliamas SPS);</w:t>
+        <w:t>) Europos Sąjungos valstybėje narėje, Šiaurės Atlanto sutarties organizacijos valstybėje narėje ar trečiojoje šalyje, pasirašiusioje PĮ 29 straipsnio 4 dalyje nurodytus tarptautinius susitarimus (šis atmetimo pagrindas taikomas tik kai toks reikalavimas keliamas SPS);</w:t>
       </w:r>
     </w:p>
     <w:p>
@@ -19023,7 +19023,7 @@
           <w:sz w:val="20"/>
           <w:szCs w:val="20"/>
         </w:rPr>
-        <w:t xml:space="preserve">Tiekėjas, Subtiekėjas, Tiekėjų grupės narys ar Ūkio subjektas, kurio pajėgumais remiamasi, nėra registruotas (Tiekėjas, Subtiekėjas, Tiekėjų grupės narys, Ūkio subjektas, kurio pajėgumais remiamasi, </w:t>
+        <w:t xml:space="preserve">Tiekėjas, Subtiekėjas, Tiekėjų grupės narys ar Ūkio subjektas, kurio pajėgumais remiamasi, nėra registruotas (jeigu Tiekėjas, Subtiekėjas, Tiekėjų grupės narys, Ūkio subjektas, kurio pajėgumais remiamasi, ar Kvazisubtiekėjas yra fizinis asmuo – nuolat gyvenantis ar turintis pilietybę</w:t>
       </w:r>
       <w:proofErr w:type="spellStart"/>
       <w:r>
@@ -19032,7 +19032,7 @@
           <w:sz w:val="20"/>
           <w:szCs w:val="20"/>
         </w:rPr>
-        <w:t>Kvazisubtiekėjas</w:t>
+        <w:t/>
       </w:r>
       <w:proofErr w:type="spellEnd"/>
       <w:r>
@@ -19041,7 +19041,7 @@
           <w:sz w:val="20"/>
           <w:szCs w:val="20"/>
         </w:rPr>
-        <w:t>, kuris yra fizinis asmuo – nuolat gyvenantis ar turintis pilietybę) Europos Sąjungos valstybėje narėje, Šiaurės Atlanto sutarties organizacijos valstybėje narėje ar trečiojoje šalyje, pasirašiusioje PĮ 29 straipsnio 4 dalyje nurodytus tarptautinius susitarimus (šis atmetimo pagrindas taikomas tik kai toks reikalavimas keliamas SPS);</w:t>
+        <w:t>) Europos Sąjungos valstybėje narėje, Šiaurės Atlanto sutarties organizacijos valstybėje narėje ar trečiojoje šalyje, pasirašiusioje PĮ 29 straipsnio 4 dalyje nurodytus tarptautinius susitarimus (šis atmetimo pagrindas taikomas tik kai toks reikalavimas keliamas SPS);</w:t>
       </w:r>
     </w:p>
     <w:bookmarkEnd w:id="100"/>
@@ -19727,7 +19727,7 @@
           <w:sz w:val="20"/>
           <w:szCs w:val="20"/>
         </w:rPr>
-        <w:t xml:space="preserve">Pasiūlymą pateikęs Tiekėjas, Perkančiojo subjekto ir/ar kompetentingų institucijų prašymu nepateikė BPS 20 skyriuje reikalaujamos informacijos ir dokumentų, susijusių su Pirkimo metu atliekama </w:t>
+        <w:t xml:space="preserve">Pasiūlymą pateikęs Tiekėjas Perkančiojo subjekto ir/ar kompetentingų institucijų prašymu nepateikė BPS 20 skyriuje reikalaujamos informacijos ir dokumentų, susijusių su Pirkimo metu atliekama </w:t>
       </w:r>
       <w:r>
         <w:rPr>
@@ -19903,7 +19903,7 @@
           <w:sz w:val="20"/>
           <w:szCs w:val="20"/>
         </w:rPr>
-        <w:t>Tiekėjui, jo subtiekėjui, ūkio subjektams, kurių pajėgumais remiamasi, tiekėjo siūlomų prekių gamintojui ar juos kontroliuojantiems juridiniams ir (ar) fiziniams asmenims yra taikomos Jungtinių Tautų saugumo tarybos, Europos Sąjungos, kitų tarptautinių organizacijų, kurių narė yra arba kuriose dalyvauja Lietuvos Respublika bei Jungtinių Amerikos Valstijų sankcijos (ribojamosios priemonės).</w:t>
+        <w:t>Tiekėjui, jo subtiekėjui, ūkio subjektams, kurių pajėgumais remiamasi, tiekėjo siūlomų prekių gamintojui ar juos kontroliuojantiems juridiniams ir (ar) fiziniams asmenims yra taikomos Jungtinių Tautų saugumo tarybos, Europos Sąjungos, kitų tarptautinių organizacijų, kurių narė yra arba kuriose dalyvauja Lietuvos Respublika, bei Jungtinių Amerikos Valstijų sankcijos (ribojamosios priemonės).</w:t>
       </w:r>
       <w:r>
         <w:rPr>
